--- a/companies/calderwood-partners/People/2008.03.08 - Onboarding - James Green.docx
+++ b/companies/calderwood-partners/People/2008.03.08 - Onboarding - James Green.docx
@@ -7,59 +7,27 @@
         <w:pStyle w:val="Heading1"/>
       </w:pPr>
       <w:r>
-        <w:t>New hire: James Green</w:t>
+        <w:t>A Welcome and a Record: James Green</w:t>
       </w:r>
     </w:p>
     <w:p>
       <w:r>
-        <w:t>James Green comes into the Advisory practice this week as a Senior Associate. He will do a good deal of the underlying work on the engagements he is placed on: pulling and cleaning the data, building the first drafts, and getting the facts down before anyone worries about how they read. That is real work, and we treat it as such. Much of what the client eventually sees rests on how carefully he does it, and everyone above him on the file knows that.</w:t>
+        <w:t>James Green, welcome to Calderwood Partners. We keep a brief written record of every arrival, less out of ceremony than because a firm that traffics in careful documentation ought to document its own people with the same care, and this is yours. You are joining the Advisory practice as a Senior Associate, the role that owns the models an engagement runs on and the exhibits that carry its conclusions into a status report or a briefing deck.</w:t>
       </w:r>
     </w:p>
     <w:p>
       <w:r>
-        <w:t>He reports to Jason Torres, Principal. The framing and the client-facing calls stay with the managers above him for now, which is the right division of labor at his level and no comment on his judgment. Jason will place him on live work within the first week or two, and will make sure his first assignment is one where the data is reasonably clean, so that he learns our conventions before he has to fight a difficult dataset at the same time.</w:t>
+        <w:t>What we will ask of you is precisely the discipline your work already shows, which is to build to the workpaper rather than to the reader, to annotate a source so that any figure can be traced back through the file long after the engagement has closed, and to let something read as uncertain when it is uncertain instead of dressing it as settled before the evidence has earned it. You will report to Jason Torres, Principal, who directs the analytical staff across engagements and will review your models before they inform anything a client is shown.</w:t>
       </w:r>
     </w:p>
     <w:p>
       <w:r>
-        <w:t>A few practical items for his first days:</w:t>
-      </w:r>
-    </w:p>
-    <w:p>
-      <w:pPr>
-        <w:pStyle w:val="ListBullet"/>
-      </w:pPr>
-      <w:r>
-        <w:t>Systems, email, and expense setup run through Operations, who will find him on day one.</w:t>
-      </w:r>
-    </w:p>
-    <w:p>
-      <w:pPr>
-        <w:pStyle w:val="ListBullet"/>
-      </w:pPr>
-      <w:r>
-        <w:t>His desk is on the analyst floor with the rest of Advisory.</w:t>
-      </w:r>
-    </w:p>
-    <w:p>
-      <w:pPr>
-        <w:pStyle w:val="ListBullet"/>
-      </w:pPr>
-      <w:r>
-        <w:t>The opening week is reading time on recent engagements; live staffing follows once Jason has placed him.</w:t>
-      </w:r>
-    </w:p>
-    <w:p>
-      <w:pPr>
-        <w:pStyle w:val="ListBullet"/>
-      </w:pPr>
-      <w:r>
-        <w:t>Templates and prior deliverables are on the shared drive; he should look at how past files were built before starting his own.</w:t>
+        <w:t>For your first several weeks the firm's expectation of you is modest and specific, which is to learn how we structure a model and label an exhibit so that another hand can pick it up cold, since our engagements are staffed as teams and no workpaper here belongs only to the person who built it. Your systems access and your seat will be ready on your first morning, an engagement manager will bring you onto a live model within your first days, and you should feel no hesitation in asking how something is done here, because the conventions matter more than any one person's memory of them.</w:t>
       </w:r>
     </w:p>
     <w:p>
       <w:r>
-        <w:t>One standing expectation, since his drafts feed everything built on top of them: get the facts down and get them right, and flag what he is unsure of rather than smoothing over it. A number he is not certain of should be marked as such, not quietly rounded into confidence. Julie Ramsey will see the first pieces of his work as they come through, which is normal for a new associate and not a mark of concern.</w:t>
+        <w:t>Your first step is to meet with Jason Torres, who will assign your opening model and walk you through how our files are expected to hold together; if anything falls outside that, you are welcome to raise it with me. This record is entered by Julie Ramsey on the firm's behalf.</w:t>
       </w:r>
     </w:p>
     <w:sectPr>
